--- a/pr-preview/pr-95/bayesian-examples-handout.docx
+++ b/pr-preview/pr-95/bayesian-examples-handout.docx
@@ -15,7 +15,7 @@
         <w:pStyle w:val="Date"/>
       </w:pPr>
       <w:r>
-        <w:t xml:space="preserve">Last modified: 2026-10-08 19:32:38 (PDT)</w:t>
+        <w:t xml:space="preserve">Last modified: 2026-10-09 01:12:45 (PDT)</w:t>
       </w:r>
     </w:p>
     <w:p>
@@ -1601,7 +1601,7 @@
     </w:p>
     <w:bookmarkEnd w:id="13"/>
     <w:bookmarkEnd w:id="14"/>
-    <w:bookmarkStart w:id="18" w:name="sec-bayes-examples-logistic"/>
+    <w:bookmarkStart w:id="19" w:name="sec-bayes-examples-logistic"/>
     <w:p>
       <w:pPr>
         <w:pStyle w:val="Heading2"/>
@@ -1993,8 +1993,33 @@
       <w:r>
         <w:t xml:space="preserve">is obtained by transforming the draws.</w:t>
       </w:r>
+      <w:r>
+        <w:t xml:space="preserve"> </w:t>
+      </w:r>
+      <w:r>
+        <w:t xml:space="preserve">For a video introduction, see Richard McElreath’s lecture</w:t>
+      </w:r>
+      <w:r>
+        <w:t xml:space="preserve"> </w:t>
+      </w:r>
+      <w:hyperlink r:id="rId16">
+        <w:r>
+          <w:rPr>
+            <w:rStyle w:val="Hyperlink"/>
+            <w:i/>
+            <w:iCs/>
+          </w:rPr>
+          <w:t xml:space="preserve">Modeling Events</w:t>
+        </w:r>
+      </w:hyperlink>
+      <w:r>
+        <w:t xml:space="preserve"> </w:t>
+      </w:r>
+      <w:r>
+        <w:t xml:space="preserve">(Statistical Rethinking 2026, Lecture A09).</w:t>
+      </w:r>
     </w:p>
-    <w:bookmarkStart w:id="17" w:name="exm-bayes-logistic"/>
+    <w:bookmarkStart w:id="18" w:name="exm-bayes-logistic"/>
     <w:p>
       <w:pPr>
         <w:pStyle w:val="BodyText"/>
@@ -3751,7 +3776,7 @@
       <w:r>
         <w:t xml:space="preserve"> </w:t>
       </w:r>
-      <w:hyperlink r:id="rId16">
+      <w:hyperlink r:id="rId17">
         <w:r>
           <w:rPr>
             <w:rStyle w:val="Hyperlink"/>
@@ -3933,9 +3958,9 @@
         <w:t xml:space="preserve">#&gt;      -0.647       1.183</w:t>
       </w:r>
     </w:p>
-    <w:bookmarkEnd w:id="17"/>
     <w:bookmarkEnd w:id="18"/>
-    <w:bookmarkStart w:id="21" w:name="sec-bayes-examples-survival"/>
+    <w:bookmarkEnd w:id="19"/>
+    <w:bookmarkStart w:id="22" w:name="sec-bayes-examples-survival"/>
     <w:p>
       <w:pPr>
         <w:pStyle w:val="Heading2"/>
@@ -3999,7 +4024,7 @@
       <w:r>
         <w:t xml:space="preserve"> </w:t>
       </w:r>
-      <w:hyperlink r:id="rId19">
+      <w:hyperlink r:id="rId20">
         <w:r>
           <w:rPr>
             <w:rStyle w:val="Hyperlink"/>
@@ -4761,7 +4786,7 @@
         <w:t xml:space="preserve">positive.</w:t>
       </w:r>
     </w:p>
-    <w:bookmarkStart w:id="20" w:name="exm-bayes-survival"/>
+    <w:bookmarkStart w:id="21" w:name="exm-bayes-survival"/>
     <w:p>
       <w:pPr>
         <w:pStyle w:val="BodyText"/>
@@ -7543,9 +7568,9 @@
         <w:t xml:space="preserve">gives the hazard ratio and its credible interval directly.</w:t>
       </w:r>
     </w:p>
-    <w:bookmarkEnd w:id="20"/>
     <w:bookmarkEnd w:id="21"/>
-    <w:bookmarkStart w:id="28" w:name="sec-bayes-examples-random-effects"/>
+    <w:bookmarkEnd w:id="22"/>
+    <w:bookmarkStart w:id="29" w:name="sec-bayes-examples-random-effects"/>
     <w:p>
       <w:pPr>
         <w:pStyle w:val="Heading2"/>
@@ -7564,7 +7589,7 @@
       <w:r>
         <w:t xml:space="preserve"> </w:t>
       </w:r>
-      <w:hyperlink r:id="rId22">
+      <w:hyperlink r:id="rId23">
         <w:r>
           <w:rPr>
             <w:rStyle w:val="Hyperlink"/>
@@ -7581,7 +7606,7 @@
       <w:r>
         <w:t xml:space="preserve"> </w:t>
       </w:r>
-      <w:hyperlink r:id="rId23">
+      <w:hyperlink r:id="rId24">
         <w:r>
           <w:rPr>
             <w:rStyle w:val="Hyperlink"/>
@@ -7798,7 +7823,7 @@
         <w:t xml:space="preserve">into every group-level summary.</w:t>
       </w:r>
     </w:p>
-    <w:bookmarkStart w:id="27" w:name="exm-bayes-random-effects"/>
+    <w:bookmarkStart w:id="28" w:name="exm-bayes-random-effects"/>
     <w:p>
       <w:pPr>
         <w:pStyle w:val="BodyText"/>
@@ -8039,7 +8064,7 @@
       <w:r>
         <w:t xml:space="preserve"> </w:t>
       </w:r>
-      <w:hyperlink r:id="rId24">
+      <w:hyperlink r:id="rId25">
         <w:r>
           <w:rPr>
             <w:rStyle w:val="Hyperlink"/>
@@ -8128,7 +8153,7 @@
       <w:r>
         <w:t xml:space="preserve"> </w:t>
       </w:r>
-      <w:hyperlink r:id="rId25">
+      <w:hyperlink r:id="rId26">
         <w:r>
           <w:rPr>
             <w:rStyle w:val="Hyperlink"/>
@@ -10278,7 +10303,7 @@
       <w:r>
         <w:t xml:space="preserve"> </w:t>
       </w:r>
-      <w:hyperlink r:id="rId26">
+      <w:hyperlink r:id="rId27">
         <w:r>
           <w:rPr>
             <w:rStyle w:val="Hyperlink"/>
@@ -10302,9 +10327,9 @@
         <w:t xml:space="preserve">is pulled furthest toward the overall mean.</w:t>
       </w:r>
     </w:p>
-    <w:bookmarkEnd w:id="27"/>
     <w:bookmarkEnd w:id="28"/>
-    <w:bookmarkStart w:id="37" w:name="sec-bayes-examples-bma"/>
+    <w:bookmarkEnd w:id="29"/>
+    <w:bookmarkStart w:id="38" w:name="sec-bayes-examples-bma"/>
     <w:p>
       <w:pPr>
         <w:pStyle w:val="Heading2"/>
@@ -10402,7 +10427,7 @@
       <w:r>
         <w:t xml:space="preserve"> </w:t>
       </w:r>
-      <w:hyperlink r:id="rId29">
+      <w:hyperlink r:id="rId30">
         <w:r>
           <w:rPr>
             <w:rStyle w:val="Hyperlink"/>
@@ -10414,7 +10439,7 @@
         <w:t xml:space="preserve">.</w:t>
       </w:r>
     </w:p>
-    <w:bookmarkStart w:id="31" w:name="def-posterior-model-probability"/>
+    <w:bookmarkStart w:id="32" w:name="def-posterior-model-probability"/>
     <w:p>
       <w:pPr>
         <w:pStyle w:val="BodyText"/>
@@ -10598,7 +10623,7 @@
       <w:r>
         <w:t xml:space="preserve"> </w:t>
       </w:r>
-      <w:hyperlink r:id="rId30">
+      <w:hyperlink r:id="rId31">
         <w:r>
           <w:rPr>
             <w:rStyle w:val="Hyperlink"/>
@@ -10957,8 +10982,8 @@
         </m:oMath>
       </m:oMathPara>
     </w:p>
-    <w:bookmarkEnd w:id="31"/>
-    <w:bookmarkStart w:id="32" w:name="exm-posterior-model-probability"/>
+    <w:bookmarkEnd w:id="32"/>
+    <w:bookmarkStart w:id="33" w:name="exm-posterior-model-probability"/>
     <w:p>
       <w:pPr>
         <w:pStyle w:val="FirstParagraph"/>
@@ -11363,8 +11388,8 @@
         <w:t xml:space="preserve">.</w:t>
       </w:r>
     </w:p>
-    <w:bookmarkEnd w:id="32"/>
-    <w:bookmarkStart w:id="33" w:name="def-bma"/>
+    <w:bookmarkEnd w:id="33"/>
+    <w:bookmarkStart w:id="34" w:name="def-bma"/>
     <w:p>
       <w:pPr>
         <w:pStyle w:val="BodyText"/>
@@ -11753,8 +11778,8 @@
         </m:oMath>
       </m:oMathPara>
     </w:p>
-    <w:bookmarkEnd w:id="33"/>
-    <w:bookmarkStart w:id="34" w:name="def-pip"/>
+    <w:bookmarkEnd w:id="34"/>
+    <w:bookmarkStart w:id="35" w:name="def-pip"/>
     <w:p>
       <w:pPr>
         <w:pStyle w:val="FirstParagraph"/>
@@ -11818,8 +11843,8 @@
         <w:t xml:space="preserve">is the total posterior probability of the models that include it.</w:t>
       </w:r>
     </w:p>
-    <w:bookmarkEnd w:id="34"/>
-    <w:bookmarkStart w:id="36" w:name="exm-bayes-bma"/>
+    <w:bookmarkEnd w:id="35"/>
+    <w:bookmarkStart w:id="37" w:name="exm-bayes-bma"/>
     <w:p>
       <w:pPr>
         <w:pStyle w:val="BodyText"/>
@@ -11852,7 +11877,7 @@
       <w:r>
         <w:t xml:space="preserve"> </w:t>
       </w:r>
-      <w:hyperlink r:id="rId35">
+      <w:hyperlink r:id="rId36">
         <w:r>
           <w:rPr>
             <w:rStyle w:val="Hyperlink"/>
@@ -14737,9 +14762,9 @@
         <w:t xml:space="preserve">not because of the averaging.</w:t>
       </w:r>
     </w:p>
-    <w:bookmarkEnd w:id="36"/>
     <w:bookmarkEnd w:id="37"/>
-    <w:bookmarkStart w:id="43" w:name="references"/>
+    <w:bookmarkEnd w:id="38"/>
+    <w:bookmarkStart w:id="44" w:name="references"/>
     <w:p>
       <w:pPr>
         <w:pStyle w:val="Heading2"/>
@@ -14748,8 +14773,8 @@
         <w:t xml:space="preserve">References</w:t>
       </w:r>
     </w:p>
-    <w:bookmarkStart w:id="42" w:name="refs"/>
-    <w:bookmarkStart w:id="39" w:name="ref-dobson4e"/>
+    <w:bookmarkStart w:id="43" w:name="refs"/>
+    <w:bookmarkStart w:id="40" w:name="ref-dobson4e"/>
     <w:p>
       <w:pPr>
         <w:pStyle w:val="Bibliography"/>
@@ -14773,7 +14798,7 @@
       <w:r>
         <w:t xml:space="preserve"> </w:t>
       </w:r>
-      <w:hyperlink r:id="rId38">
+      <w:hyperlink r:id="rId39">
         <w:r>
           <w:rPr>
             <w:rStyle w:val="Hyperlink"/>
@@ -14785,8 +14810,8 @@
         <w:t xml:space="preserve">.</w:t>
       </w:r>
     </w:p>
-    <w:bookmarkEnd w:id="39"/>
-    <w:bookmarkStart w:id="41" w:name="ref-schwarz1978estimating"/>
+    <w:bookmarkEnd w:id="40"/>
+    <w:bookmarkStart w:id="42" w:name="ref-schwarz1978estimating"/>
     <w:p>
       <w:pPr>
         <w:pStyle w:val="Bibliography"/>
@@ -14819,7 +14844,7 @@
       <w:r>
         <w:t xml:space="preserve"> </w:t>
       </w:r>
-      <w:hyperlink r:id="rId40">
+      <w:hyperlink r:id="rId41">
         <w:r>
           <w:rPr>
             <w:rStyle w:val="Hyperlink"/>
@@ -14831,9 +14856,9 @@
         <w:t xml:space="preserve">.</w:t>
       </w:r>
     </w:p>
-    <w:bookmarkEnd w:id="41"/>
     <w:bookmarkEnd w:id="42"/>
     <w:bookmarkEnd w:id="43"/>
+    <w:bookmarkEnd w:id="44"/>
     <w:sectPr>
       <w:footnotePr>
         <w:numRestart w:val="eachSect"/>

--- a/pr-preview/pr-95/bayesian-examples-handout.docx
+++ b/pr-preview/pr-95/bayesian-examples-handout.docx
@@ -15,7 +15,7 @@
         <w:pStyle w:val="Date"/>
       </w:pPr>
       <w:r>
-        <w:t xml:space="preserve">Last modified: 2026-10-09 01:12:45 (PDT)</w:t>
+        <w:t xml:space="preserve">Last modified: 2026-10-09 16:39:05 (PDT)</w:t>
       </w:r>
     </w:p>
     <w:p>
@@ -11001,89 +11001,110 @@
       <w:r>
         <w:t xml:space="preserve">Two models with equal prior probabilities</w:t>
       </w:r>
-      <w:r>
-        <w:t xml:space="preserve"> </w:t>
-      </w:r>
-      <m:oMath>
-        <m:r>
-          <m:rPr>
-            <m:sty m:val="p"/>
-          </m:rPr>
-          <m:t>p</m:t>
-        </m:r>
-        <m:r>
-          <m:rPr>
-            <m:sty m:val="p"/>
-          </m:rPr>
-          <m:t>(</m:t>
-        </m:r>
-        <m:sSub>
-          <m:e>
-            <m:r>
-              <m:t>M</m:t>
-            </m:r>
-          </m:e>
-          <m:sub>
-            <m:r>
-              <m:t>1</m:t>
-            </m:r>
-          </m:sub>
-        </m:sSub>
-        <m:r>
-          <m:rPr>
-            <m:sty m:val="p"/>
-          </m:rPr>
-          <m:t>)</m:t>
-        </m:r>
-        <m:r>
-          <m:rPr>
-            <m:sty m:val="p"/>
-          </m:rPr>
-          <m:t>=</m:t>
-        </m:r>
-        <m:r>
-          <m:rPr>
-            <m:sty m:val="p"/>
-          </m:rPr>
-          <m:t>p</m:t>
-        </m:r>
-        <m:r>
-          <m:rPr>
-            <m:sty m:val="p"/>
-          </m:rPr>
-          <m:t>(</m:t>
-        </m:r>
-        <m:sSub>
-          <m:e>
-            <m:r>
-              <m:t>M</m:t>
-            </m:r>
-          </m:e>
-          <m:sub>
-            <m:r>
-              <m:t>2</m:t>
-            </m:r>
-          </m:sub>
-        </m:sSub>
-        <m:r>
-          <m:rPr>
-            <m:sty m:val="p"/>
-          </m:rPr>
-          <m:t>)</m:t>
-        </m:r>
-        <m:r>
-          <m:rPr>
-            <m:sty m:val="p"/>
-          </m:rPr>
-          <m:t>=</m:t>
-        </m:r>
-        <m:r>
-          <m:t>0.5</m:t>
-        </m:r>
-      </m:oMath>
-      <w:r>
-        <w:t xml:space="preserve"> </w:t>
-      </w:r>
+    </w:p>
+    <w:p>
+      <w:pPr>
+        <w:pStyle w:val="BodyText"/>
+      </w:pPr>
+      <m:oMathPara>
+        <m:oMathParaPr>
+          <m:jc m:val="center"/>
+        </m:oMathParaPr>
+        <m:oMath>
+          <m:eqArr>
+            <m:e>
+              <m:r>
+                <m:rPr>
+                  <m:sty m:val="p"/>
+                </m:rPr>
+                <m:t>p</m:t>
+              </m:r>
+              <m:r>
+                <m:rPr>
+                  <m:sty m:val="p"/>
+                </m:rPr>
+                <m:t>(</m:t>
+              </m:r>
+              <m:sSub>
+                <m:e>
+                  <m:r>
+                    <m:t>M</m:t>
+                  </m:r>
+                </m:e>
+                <m:sub>
+                  <m:r>
+                    <m:t>1</m:t>
+                  </m:r>
+                </m:sub>
+              </m:sSub>
+              <m:r>
+                <m:rPr>
+                  <m:sty m:val="p"/>
+                </m:rPr>
+                <m:t>)</m:t>
+              </m:r>
+              <m:r>
+                <m:t>&amp;</m:t>
+              </m:r>
+              <m:r>
+                <m:rPr>
+                  <m:sty m:val="p"/>
+                </m:rPr>
+                <m:t>=</m:t>
+              </m:r>
+              <m:r>
+                <m:rPr>
+                  <m:sty m:val="p"/>
+                </m:rPr>
+                <m:t>p</m:t>
+              </m:r>
+              <m:r>
+                <m:rPr>
+                  <m:sty m:val="p"/>
+                </m:rPr>
+                <m:t>(</m:t>
+              </m:r>
+              <m:sSub>
+                <m:e>
+                  <m:r>
+                    <m:t>M</m:t>
+                  </m:r>
+                </m:e>
+                <m:sub>
+                  <m:r>
+                    <m:t>2</m:t>
+                  </m:r>
+                </m:sub>
+              </m:sSub>
+              <m:r>
+                <m:rPr>
+                  <m:sty m:val="p"/>
+                </m:rPr>
+                <m:t>)</m:t>
+              </m:r>
+            </m:e>
+            <m:e>
+              <m:r>
+                <m:t>&amp;</m:t>
+              </m:r>
+              <m:r>
+                <m:rPr>
+                  <m:sty m:val="p"/>
+                </m:rPr>
+                <m:t>=</m:t>
+              </m:r>
+              <m:r>
+                <m:t>0.5</m:t>
+              </m:r>
+            </m:e>
+          </m:eqArr>
+        </m:oMath>
+      </m:oMathPara>
+    </w:p>
+    <w:p>
+      <w:pPr>
+        <w:pStyle w:val="FirstParagraph"/>
+      </w:pPr>
       <w:r>
         <w:t xml:space="preserve">and marginal likelihoods</w:t>
       </w:r>
@@ -11219,108 +11240,129 @@
       <w:r>
         <w:t xml:space="preserve">have posterior probabilities</w:t>
       </w:r>
-      <w:r>
-        <w:t xml:space="preserve"> </w:t>
-      </w:r>
-      <m:oMath>
-        <m:r>
-          <m:rPr>
-            <m:sty m:val="p"/>
-          </m:rPr>
-          <m:t>p</m:t>
-        </m:r>
-        <m:r>
-          <m:rPr>
-            <m:sty m:val="p"/>
-          </m:rPr>
-          <m:t>(</m:t>
-        </m:r>
-        <m:sSub>
-          <m:e>
-            <m:r>
-              <m:t>M</m:t>
-            </m:r>
-          </m:e>
-          <m:sub>
-            <m:r>
-              <m:t>1</m:t>
-            </m:r>
-          </m:sub>
-        </m:sSub>
-        <m:r>
-          <m:rPr>
-            <m:sty m:val="p"/>
-          </m:rPr>
-          <m:t>∣</m:t>
-        </m:r>
-        <m:acc>
-          <m:accPr>
-            <m:chr m:val="̃"/>
-          </m:accPr>
-          <m:e>
-            <m:r>
-              <m:t>y</m:t>
-            </m:r>
-          </m:e>
-        </m:acc>
-        <m:r>
-          <m:rPr>
-            <m:sty m:val="p"/>
-          </m:rPr>
-          <m:t>)</m:t>
-        </m:r>
-        <m:r>
-          <m:rPr>
-            <m:sty m:val="p"/>
-          </m:rPr>
-          <m:t>=</m:t>
-        </m:r>
-        <m:r>
-          <m:t>0.01</m:t>
-        </m:r>
-        <m:r>
-          <m:rPr>
-            <m:sty m:val="p"/>
-          </m:rPr>
-          <m:t>/</m:t>
-        </m:r>
-        <m:r>
-          <m:rPr>
-            <m:sty m:val="p"/>
-          </m:rPr>
-          <m:t>(</m:t>
-        </m:r>
-        <m:r>
-          <m:t>0.01</m:t>
-        </m:r>
-        <m:r>
-          <m:rPr>
-            <m:sty m:val="p"/>
-          </m:rPr>
-          <m:t>+</m:t>
-        </m:r>
-        <m:r>
-          <m:t>0.03</m:t>
-        </m:r>
-        <m:r>
-          <m:rPr>
-            <m:sty m:val="p"/>
-          </m:rPr>
-          <m:t>)</m:t>
-        </m:r>
-        <m:r>
-          <m:rPr>
-            <m:sty m:val="p"/>
-          </m:rPr>
-          <m:t>=</m:t>
-        </m:r>
-        <m:r>
-          <m:t>0.25</m:t>
-        </m:r>
-      </m:oMath>
-      <w:r>
-        <w:t xml:space="preserve"> </w:t>
-      </w:r>
+    </w:p>
+    <w:p>
+      <w:pPr>
+        <w:pStyle w:val="BodyText"/>
+      </w:pPr>
+      <m:oMathPara>
+        <m:oMathParaPr>
+          <m:jc m:val="center"/>
+        </m:oMathParaPr>
+        <m:oMath>
+          <m:eqArr>
+            <m:e>
+              <m:r>
+                <m:rPr>
+                  <m:sty m:val="p"/>
+                </m:rPr>
+                <m:t>p</m:t>
+              </m:r>
+              <m:r>
+                <m:rPr>
+                  <m:sty m:val="p"/>
+                </m:rPr>
+                <m:t>(</m:t>
+              </m:r>
+              <m:sSub>
+                <m:e>
+                  <m:r>
+                    <m:t>M</m:t>
+                  </m:r>
+                </m:e>
+                <m:sub>
+                  <m:r>
+                    <m:t>1</m:t>
+                  </m:r>
+                </m:sub>
+              </m:sSub>
+              <m:r>
+                <m:rPr>
+                  <m:sty m:val="p"/>
+                </m:rPr>
+                <m:t>∣</m:t>
+              </m:r>
+              <m:acc>
+                <m:accPr>
+                  <m:chr m:val="̃"/>
+                </m:accPr>
+                <m:e>
+                  <m:r>
+                    <m:t>y</m:t>
+                  </m:r>
+                </m:e>
+              </m:acc>
+              <m:r>
+                <m:rPr>
+                  <m:sty m:val="p"/>
+                </m:rPr>
+                <m:t>)</m:t>
+              </m:r>
+              <m:r>
+                <m:t>&amp;</m:t>
+              </m:r>
+              <m:r>
+                <m:rPr>
+                  <m:sty m:val="p"/>
+                </m:rPr>
+                <m:t>=</m:t>
+              </m:r>
+              <m:r>
+                <m:t>0.01</m:t>
+              </m:r>
+              <m:r>
+                <m:rPr>
+                  <m:sty m:val="p"/>
+                </m:rPr>
+                <m:t>/</m:t>
+              </m:r>
+              <m:r>
+                <m:rPr>
+                  <m:sty m:val="p"/>
+                </m:rPr>
+                <m:t>(</m:t>
+              </m:r>
+              <m:r>
+                <m:t>0.01</m:t>
+              </m:r>
+              <m:r>
+                <m:rPr>
+                  <m:sty m:val="p"/>
+                </m:rPr>
+                <m:t>+</m:t>
+              </m:r>
+              <m:r>
+                <m:t>0.03</m:t>
+              </m:r>
+              <m:r>
+                <m:rPr>
+                  <m:sty m:val="p"/>
+                </m:rPr>
+                <m:t>)</m:t>
+              </m:r>
+            </m:e>
+            <m:e>
+              <m:r>
+                <m:t>&amp;</m:t>
+              </m:r>
+              <m:r>
+                <m:rPr>
+                  <m:sty m:val="p"/>
+                </m:rPr>
+                <m:t>=</m:t>
+              </m:r>
+              <m:r>
+                <m:t>0.25</m:t>
+              </m:r>
+            </m:e>
+          </m:eqArr>
+        </m:oMath>
+      </m:oMathPara>
+    </w:p>
+    <w:p>
+      <w:pPr>
+        <w:pStyle w:val="FirstParagraph"/>
+      </w:pPr>
       <w:r>
         <w:t xml:space="preserve">and</w:t>
       </w:r>

--- a/pr-preview/pr-95/bayesian-examples-handout.docx
+++ b/pr-preview/pr-95/bayesian-examples-handout.docx
@@ -15,7 +15,7 @@
         <w:pStyle w:val="Date"/>
       </w:pPr>
       <w:r>
-        <w:t xml:space="preserve">Last modified: 2026-10-09 16:39:05 (PDT)</w:t>
+        <w:t xml:space="preserve">Last modified: 2026-10-16 00:09:51 (PDT)</w:t>
       </w:r>
     </w:p>
     <w:p>
